--- a/public/downloads/process-briefs/unga-prose-brief.docx
+++ b/public/downloads/process-briefs/unga-prose-brief.docx
@@ -93,7 +93,7 @@
           <w:i w:val="0"/>
           <w:sz w:val="22"/>
         </w:rPr>
-        <w:t>27 August 2026</w:t>
+        <w:t>28 August 2026</w:t>
       </w:r>
     </w:p>
     <w:p>
@@ -276,7 +276,7 @@
             <w:color w:val="0563C1"/>
             <w:u w:val="single"/>
           </w:rPr>
-          <w:t>Third Committee</w:t>
+          <w:t>UN Journal</w:t>
         </w:r>
       </w:hyperlink>
       <w:r>
@@ -305,7 +305,7 @@
             <w:color w:val="0563C1"/>
             <w:u w:val="single"/>
           </w:rPr>
-          <w:t>UNGA80 meetings</w:t>
+          <w:t>Third Committee</w:t>
         </w:r>
       </w:hyperlink>
       <w:r>
@@ -334,7 +334,94 @@
             <w:color w:val="0563C1"/>
             <w:u w:val="single"/>
           </w:rPr>
+          <w:t>UNGA80 meetings</w:t>
+        </w:r>
+      </w:hyperlink>
+      <w:r>
+        <w:rPr>
+          <w:rFonts w:ascii="Times New Roman" w:hAnsi="Times New Roman" w:eastAsia="Times New Roman"/>
+          <w:b w:val="0"/>
+          <w:i w:val="0"/>
+          <w:sz w:val="22"/>
+        </w:rPr>
+        <w:t>.</w:t>
+      </w:r>
+      <w:r>
+        <w:rPr>
+          <w:rFonts w:ascii="Times New Roman" w:hAnsi="Times New Roman" w:eastAsia="Times New Roman"/>
+          <w:b w:val="0"/>
+          <w:i w:val="0"/>
+          <w:sz w:val="22"/>
+        </w:rPr>
+        <w:t xml:space="preserve"> </w:t>
+      </w:r>
+      <w:hyperlink r:id="rId12">
+        <w:r>
+          <w:rPr>
+            <w:rFonts w:ascii="Times New Roman" w:hAnsi="Times New Roman" w:eastAsia="Times New Roman"/>
+            <w:sz w:val="22"/>
+            <w:color w:val="0563C1"/>
+            <w:u w:val="single"/>
+          </w:rPr>
           <w:t>UNGA80 proposals</w:t>
+        </w:r>
+      </w:hyperlink>
+      <w:r>
+        <w:rPr>
+          <w:rFonts w:ascii="Times New Roman" w:hAnsi="Times New Roman" w:eastAsia="Times New Roman"/>
+          <w:b w:val="0"/>
+          <w:i w:val="0"/>
+          <w:sz w:val="22"/>
+        </w:rPr>
+        <w:t>.</w:t>
+      </w:r>
+      <w:r>
+        <w:rPr>
+          <w:rFonts w:ascii="Times New Roman" w:hAnsi="Times New Roman" w:eastAsia="Times New Roman"/>
+          <w:b w:val="0"/>
+          <w:i w:val="0"/>
+          <w:sz w:val="22"/>
+        </w:rPr>
+        <w:t xml:space="preserve"> </w:t>
+      </w:r>
+      <w:hyperlink r:id="rId13">
+        <w:r>
+          <w:rPr>
+            <w:rFonts w:ascii="Times New Roman" w:hAnsi="Times New Roman" w:eastAsia="Times New Roman"/>
+            <w:sz w:val="22"/>
+            <w:color w:val="0563C1"/>
+            <w:u w:val="single"/>
+          </w:rPr>
+          <w:t>Documentation, voting and drafting guidance</w:t>
+        </w:r>
+      </w:hyperlink>
+      <w:r>
+        <w:rPr>
+          <w:rFonts w:ascii="Times New Roman" w:hAnsi="Times New Roman" w:eastAsia="Times New Roman"/>
+          <w:b w:val="0"/>
+          <w:i w:val="0"/>
+          <w:sz w:val="22"/>
+        </w:rPr>
+        <w:t>.</w:t>
+      </w:r>
+      <w:r>
+        <w:rPr>
+          <w:rFonts w:ascii="Times New Roman" w:hAnsi="Times New Roman" w:eastAsia="Times New Roman"/>
+          <w:b w:val="0"/>
+          <w:i w:val="0"/>
+          <w:sz w:val="22"/>
+        </w:rPr>
+        <w:t xml:space="preserve"> </w:t>
+      </w:r>
+      <w:hyperlink r:id="rId14">
+        <w:r>
+          <w:rPr>
+            <w:rFonts w:ascii="Times New Roman" w:hAnsi="Times New Roman" w:eastAsia="Times New Roman"/>
+            <w:sz w:val="22"/>
+            <w:color w:val="0563C1"/>
+            <w:u w:val="single"/>
+          </w:rPr>
+          <w:t>UN Editorial Manual</w:t>
         </w:r>
       </w:hyperlink>
       <w:r>
@@ -348,7 +435,7 @@
       </w:r>
     </w:p>
     <w:p>
-      <w:hyperlink r:id="rId12">
+      <w:hyperlink r:id="rId15">
         <w:r>
           <w:rPr>
             <w:rFonts w:ascii="Times New Roman" w:hAnsi="Times New Roman" w:eastAsia="Times New Roman"/>
@@ -471,7 +558,7 @@
         </w:rPr>
         <w:t xml:space="preserve"> </w:t>
       </w:r>
-      <w:hyperlink r:id="rId13">
+      <w:hyperlink r:id="rId16">
         <w:r>
           <w:rPr>
             <w:rFonts w:ascii="Times New Roman" w:hAnsi="Times New Roman" w:eastAsia="Times New Roman"/>
@@ -500,7 +587,7 @@
         </w:rPr>
         <w:t xml:space="preserve"> </w:t>
       </w:r>
-      <w:hyperlink r:id="rId14">
+      <w:hyperlink r:id="rId17">
         <w:r>
           <w:rPr>
             <w:rFonts w:ascii="Times New Roman" w:hAnsi="Times New Roman" w:eastAsia="Times New Roman"/>
@@ -529,7 +616,7 @@
         </w:rPr>
         <w:t xml:space="preserve"> </w:t>
       </w:r>
-      <w:hyperlink r:id="rId15">
+      <w:hyperlink r:id="rId18">
         <w:r>
           <w:rPr>
             <w:rFonts w:ascii="Times New Roman" w:hAnsi="Times New Roman" w:eastAsia="Times New Roman"/>
@@ -672,7 +759,7 @@
         </w:rPr>
         <w:t xml:space="preserve"> </w:t>
       </w:r>
-      <w:hyperlink r:id="rId16">
+      <w:hyperlink r:id="rId19">
         <w:r>
           <w:rPr>
             <w:rFonts w:ascii="Times New Roman" w:hAnsi="Times New Roman" w:eastAsia="Times New Roman"/>
@@ -701,7 +788,7 @@
         </w:rPr>
         <w:t xml:space="preserve"> </w:t>
       </w:r>
-      <w:hyperlink r:id="rId17">
+      <w:hyperlink r:id="rId20">
         <w:r>
           <w:rPr>
             <w:rFonts w:ascii="Times New Roman" w:hAnsi="Times New Roman" w:eastAsia="Times New Roman"/>
@@ -730,7 +817,7 @@
         </w:rPr>
         <w:t xml:space="preserve"> </w:t>
       </w:r>
-      <w:hyperlink r:id="rId18">
+      <w:hyperlink r:id="rId21">
         <w:r>
           <w:rPr>
             <w:rFonts w:ascii="Times New Roman" w:hAnsi="Times New Roman" w:eastAsia="Times New Roman"/>
@@ -752,7 +839,7 @@
       </w:r>
     </w:p>
     <w:p>
-      <w:hyperlink r:id="rId19">
+      <w:hyperlink r:id="rId22">
         <w:r>
           <w:rPr>
             <w:rFonts w:ascii="Times New Roman" w:hAnsi="Times New Roman" w:eastAsia="Times New Roman"/>
@@ -1057,7 +1144,7 @@
           <w:i w:val="0"/>
           <w:sz w:val="22"/>
         </w:rPr>
-        <w:t xml:space="preserve">Facilitator pre-draft meeting window — 2027-08-16 to 2027-08-27: </w:t>
+        <w:t xml:space="preserve">UNGA opening and High-level Week — 2027-09-07 to 2027-09-27: </w:t>
       </w:r>
       <w:r>
         <w:rPr>
@@ -1066,53 +1153,7 @@
           <w:i w:val="0"/>
           <w:sz w:val="22"/>
         </w:rPr>
-        <w:t>In 2025, the meeting with the Portuguese facilitator took place on 25 August, before the zero draft. At least one week was allowed for outreach. Status: recent cycle.</w:t>
-      </w:r>
-    </w:p>
-    <w:p>
-      <w:pPr>
-        <w:pStyle w:val="ListBullet"/>
-      </w:pPr>
-      <w:r>
-        <w:rPr>
-          <w:rFonts w:ascii="Times New Roman" w:hAnsi="Times New Roman" w:eastAsia="Times New Roman"/>
-          <w:b/>
-          <w:i w:val="0"/>
-          <w:sz w:val="22"/>
-        </w:rPr>
-        <w:t xml:space="preserve">Pre-zero-draft language consolidation — 2027-08-30 to 2027-09-24: </w:t>
-      </w:r>
-      <w:r>
-        <w:rPr>
-          <w:rFonts w:ascii="Times New Roman" w:hAnsi="Times New Roman" w:eastAsia="Times New Roman"/>
-          <w:b w:val="0"/>
-          <w:i w:val="0"/>
-          <w:sz w:val="22"/>
-        </w:rPr>
-        <w:t>The 2025 group used September to organize priorities and possible language before the new draft existed; this was preparation, not formal Member State input. Status: recent cycle.</w:t>
-      </w:r>
-    </w:p>
-    <w:p>
-      <w:pPr>
-        <w:pStyle w:val="ListBullet"/>
-      </w:pPr>
-      <w:r>
-        <w:rPr>
-          <w:rFonts w:ascii="Times New Roman" w:hAnsi="Times New Roman" w:eastAsia="Times New Roman"/>
-          <w:b/>
-          <w:i w:val="0"/>
-          <w:sz w:val="22"/>
-        </w:rPr>
-        <w:t xml:space="preserve">UNGA opening and High-level Week — 2027-09-14 to 2027-09-27: </w:t>
-      </w:r>
-      <w:r>
-        <w:rPr>
-          <w:rFonts w:ascii="Times New Roman" w:hAnsi="Times New Roman" w:eastAsia="Times New Roman"/>
-          <w:b w:val="0"/>
-          <w:i w:val="0"/>
-          <w:sz w:val="22"/>
-        </w:rPr>
-        <w:t>Opening is fixed by rule; High-level Week dates follow the official programme. Status: official.</w:t>
+        <w:t>UNGA82 opens on 7 September 2027; the general debate opens on 21 September. Other High-level Week events follow the official programme. Status: official.</w:t>
       </w:r>
     </w:p>
     <w:p>
@@ -1136,75 +1177,6 @@
           <w:sz w:val="22"/>
         </w:rPr>
         <w:t>Tentative 2027 window based on the recurring early-October pattern; the official programme has not yet been published. Status: tentative.</w:t>
-      </w:r>
-    </w:p>
-    <w:p>
-      <w:pPr>
-        <w:pStyle w:val="ListBullet"/>
-      </w:pPr>
-      <w:r>
-        <w:rPr>
-          <w:rFonts w:ascii="Times New Roman" w:hAnsi="Times New Roman" w:eastAsia="Times New Roman"/>
-          <w:b/>
-          <w:i w:val="0"/>
-          <w:sz w:val="22"/>
-        </w:rPr>
-        <w:t xml:space="preserve">UNGA Youth Resolution zero draft and national deadline — 2027-10-03 to 2027-10-08: </w:t>
-      </w:r>
-      <w:r>
-        <w:rPr>
-          <w:rFonts w:ascii="Times New Roman" w:hAnsi="Times New Roman" w:eastAsia="Times New Roman"/>
-          <w:b w:val="0"/>
-          <w:i w:val="0"/>
-          <w:sz w:val="22"/>
-        </w:rPr>
-        <w:t>In 2025, the zero draft of the Third Committee resolution on policies and programmes involving youth was released on 3 October and Member State comments were due on 8 October. The national internal deadline may fall earlier. Status: recent cycle.</w:t>
-      </w:r>
-    </w:p>
-    <w:p>
-      <w:pPr>
-        <w:pStyle w:val="ListBullet"/>
-      </w:pPr>
-      <w:r>
-        <w:rPr>
-          <w:rFonts w:ascii="Times New Roman" w:hAnsi="Times New Roman" w:eastAsia="Times New Roman"/>
-          <w:b/>
-          <w:i w:val="0"/>
-          <w:sz w:val="22"/>
-        </w:rPr>
-        <w:t xml:space="preserve">National wording-submission window — 2027-10-04 to 2027-10-08: </w:t>
-      </w:r>
-      <w:r>
-        <w:rPr>
-          <w:rFonts w:ascii="Times New Roman" w:hAnsi="Times New Roman" w:eastAsia="Times New Roman"/>
-          <w:b w:val="0"/>
-          <w:i w:val="0"/>
-          <w:sz w:val="22"/>
-        </w:rPr>
-        <w:t>In 2025, Austrian UN Youth Delegates used this short period to send clause-specific additions, deletions and amendments to the officials coordinating Austria’s position on the live zero draft. Status: recent cycle.</w:t>
-      </w:r>
-    </w:p>
-    <w:p>
-      <w:pPr>
-        <w:pStyle w:val="ListBullet"/>
-      </w:pPr>
-      <w:r>
-        <w:rPr>
-          <w:rFonts w:ascii="Times New Roman" w:hAnsi="Times New Roman" w:eastAsia="Times New Roman"/>
-          <w:b/>
-          <w:i w:val="0"/>
-          <w:sz w:val="22"/>
-        </w:rPr>
-        <w:t xml:space="preserve">UNGA Youth Resolution readings and revisions — 2027-10-10 to 2027-10-30: </w:t>
-      </w:r>
-      <w:r>
-        <w:rPr>
-          <w:rFonts w:ascii="Times New Roman" w:hAnsi="Times New Roman" w:eastAsia="Times New Roman"/>
-          <w:b w:val="0"/>
-          <w:i w:val="0"/>
-          <w:sz w:val="22"/>
-        </w:rPr>
-        <w:t>The verified 2025 sequence ran from the first reading on 10 October through revised texts and the 28–30 October silence procedure. Status: recent cycle.</w:t>
       </w:r>
     </w:p>
     <w:p>
@@ -1255,6 +1227,96 @@
     </w:p>
     <w:p>
       <w:pPr>
+        <w:pStyle w:val="Heading2"/>
+      </w:pPr>
+      <w:r>
+        <w:t>2027 file watch</w:t>
+      </w:r>
+    </w:p>
+    <w:p>
+      <w:r>
+        <w:rPr>
+          <w:rFonts w:ascii="Times New Roman" w:hAnsi="Times New Roman" w:eastAsia="Times New Roman"/>
+          <w:b/>
+          <w:i w:val="0"/>
+          <w:sz w:val="22"/>
+        </w:rPr>
+        <w:t xml:space="preserve">Published: </w:t>
+      </w:r>
+      <w:r>
+        <w:rPr>
+          <w:rFonts w:ascii="Times New Roman" w:hAnsi="Times New Roman" w:eastAsia="Times New Roman"/>
+          <w:b w:val="0"/>
+          <w:i w:val="0"/>
+          <w:sz w:val="22"/>
+        </w:rPr>
+        <w:t>The UNGA82 opening date is official; the session-specific Third Committee programme is not yet public.</w:t>
+      </w:r>
+    </w:p>
+    <w:p>
+      <w:r>
+        <w:rPr>
+          <w:rFonts w:ascii="Times New Roman" w:hAnsi="Times New Roman" w:eastAsia="Times New Roman"/>
+          <w:b/>
+          <w:i w:val="0"/>
+          <w:sz w:val="22"/>
+        </w:rPr>
+        <w:t xml:space="preserve">Expected next: </w:t>
+      </w:r>
+      <w:r>
+        <w:rPr>
+          <w:rFonts w:ascii="Times New Roman" w:hAnsi="Times New Roman" w:eastAsia="Times New Roman"/>
+          <w:b w:val="0"/>
+          <w:i w:val="0"/>
+          <w:sz w:val="22"/>
+        </w:rPr>
+        <w:t>The Third Committee calendar, annual and biennial resolution list, Youth Resolution facilitator and live drafts.</w:t>
+      </w:r>
+    </w:p>
+    <w:p>
+      <w:r>
+        <w:rPr>
+          <w:rFonts w:ascii="Times New Roman" w:hAnsi="Times New Roman" w:eastAsia="Times New Roman"/>
+          <w:b/>
+          <w:i w:val="0"/>
+          <w:sz w:val="22"/>
+        </w:rPr>
+        <w:t xml:space="preserve">Official page: </w:t>
+      </w:r>
+      <w:hyperlink r:id="rId10">
+        <w:r>
+          <w:rPr>
+            <w:rFonts w:ascii="Times New Roman" w:hAnsi="Times New Roman" w:eastAsia="Times New Roman"/>
+            <w:sz w:val="22"/>
+            <w:color w:val="0563C1"/>
+            <w:u w:val="single"/>
+          </w:rPr>
+          <w:t>Third Committee</w:t>
+        </w:r>
+      </w:hyperlink>
+    </w:p>
+    <w:p>
+      <w:r>
+        <w:rPr>
+          <w:rFonts w:ascii="Times New Roman" w:hAnsi="Times New Roman" w:eastAsia="Times New Roman"/>
+          <w:b/>
+          <w:i w:val="0"/>
+          <w:sz w:val="22"/>
+        </w:rPr>
+        <w:t xml:space="preserve">Practical route: </w:t>
+      </w:r>
+      <w:r>
+        <w:rPr>
+          <w:rFonts w:ascii="Times New Roman" w:hAnsi="Times New Roman" w:eastAsia="Times New Roman"/>
+          <w:b w:val="0"/>
+          <w:i w:val="0"/>
+          <w:sz w:val="22"/>
+        </w:rPr>
+        <w:t>Ask your country’s Permanent Mission in New York which files it will follow and who coordinates each national position.</w:t>
+      </w:r>
+    </w:p>
+    <w:p>
+      <w:pPr>
         <w:pStyle w:val="Heading1"/>
       </w:pPr>
       <w:r>
@@ -1287,6 +1349,20 @@
       </w:pPr>
       <w:r>
         <w:t>Watch for</w:t>
+      </w:r>
+    </w:p>
+    <w:p>
+      <w:pPr>
+        <w:pStyle w:val="ListBullet"/>
+      </w:pPr>
+      <w:r>
+        <w:rPr>
+          <w:rFonts w:ascii="Times New Roman" w:hAnsi="Times New Roman" w:eastAsia="Times New Roman"/>
+          <w:b w:val="0"/>
+          <w:i w:val="0"/>
+          <w:sz w:val="22"/>
+        </w:rPr>
+        <w:t>The live working tools: the UN Journal for daily and forthcoming meetings; the current iGov proposals view for drafts and action; the Third Committee documentation page for voting records, committee reports and submission guidance; and the UN Editorial Manual for UN drafting conventions.</w:t>
       </w:r>
     </w:p>
     <w:p>
@@ -1411,7 +1487,7 @@
       <w:pPr>
         <w:pStyle w:val="ListBullet"/>
       </w:pPr>
-      <w:hyperlink r:id="rId20">
+      <w:hyperlink r:id="rId23">
         <w:r>
           <w:rPr>
             <w:rFonts w:ascii="Times New Roman" w:hAnsi="Times New Roman" w:eastAsia="Times New Roman"/>
@@ -1436,7 +1512,7 @@
       <w:pPr>
         <w:pStyle w:val="ListBullet"/>
       </w:pPr>
-      <w:hyperlink r:id="rId21">
+      <w:hyperlink r:id="rId24">
         <w:r>
           <w:rPr>
             <w:rFonts w:ascii="Times New Roman" w:hAnsi="Times New Roman" w:eastAsia="Times New Roman"/>
@@ -1461,7 +1537,7 @@
       <w:pPr>
         <w:pStyle w:val="ListBullet"/>
       </w:pPr>
-      <w:hyperlink r:id="rId22">
+      <w:hyperlink r:id="rId25">
         <w:r>
           <w:rPr>
             <w:rFonts w:ascii="Times New Roman" w:hAnsi="Times New Roman" w:eastAsia="Times New Roman"/>
@@ -1535,7 +1611,7 @@
         </w:rPr>
         <w:t xml:space="preserve">Before travel — </w:t>
       </w:r>
-      <w:hyperlink r:id="rId12">
+      <w:hyperlink r:id="rId15">
         <w:r>
           <w:rPr>
             <w:rFonts w:ascii="Times New Roman" w:hAnsi="Times New Roman" w:eastAsia="Times New Roman"/>
@@ -1633,7 +1709,7 @@
         </w:rPr>
         <w:t xml:space="preserve">September — </w:t>
       </w:r>
-      <w:hyperlink r:id="rId19">
+      <w:hyperlink r:id="rId22">
         <w:r>
           <w:rPr>
             <w:rFonts w:ascii="Times New Roman" w:hAnsi="Times New Roman" w:eastAsia="Times New Roman"/>
@@ -1675,7 +1751,7 @@
             <w:color w:val="0563C1"/>
             <w:u w:val="single"/>
           </w:rPr>
-          <w:t>Open the Third Committee working pages</w:t>
+          <w:t>Open the live working tools</w:t>
         </w:r>
       </w:hyperlink>
       <w:r>
@@ -1685,7 +1761,7 @@
           <w:i w:val="0"/>
           <w:sz w:val="22"/>
         </w:rPr>
-        <w:t>: Use the official calendar, meeting pages, documentation and presenter list to locate agenda items, report presentations, speaking formats, proposals and action dates.</w:t>
+        <w:t>: Use the UN Journal for the daily schedule; the Third Committee calendar and meeting pages for agenda items and speakers; the proposals view for live drafts and action; and the documentation page for voting records, committee reports and submission guidance.</w:t>
       </w:r>
     </w:p>
     <w:p>
@@ -1733,7 +1809,7 @@
         </w:rPr>
         <w:t xml:space="preserve">October–November — </w:t>
       </w:r>
-      <w:hyperlink r:id="rId10">
+      <w:hyperlink r:id="rId11">
         <w:r>
           <w:rPr>
             <w:rFonts w:ascii="Times New Roman" w:hAnsi="Times New Roman" w:eastAsia="Times New Roman"/>
@@ -1804,7 +1880,7 @@
         </w:rPr>
         <w:t xml:space="preserve">Policy / negotiation — </w:t>
       </w:r>
-      <w:hyperlink r:id="rId15">
+      <w:hyperlink r:id="rId18">
         <w:r>
           <w:rPr>
             <w:rFonts w:ascii="Times New Roman" w:hAnsi="Times New Roman" w:eastAsia="Times New Roman"/>
@@ -1864,7 +1940,7 @@
         </w:rPr>
         <w:t xml:space="preserve">Initiative — </w:t>
       </w:r>
-      <w:hyperlink r:id="rId23">
+      <w:hyperlink r:id="rId26">
         <w:r>
           <w:rPr>
             <w:rFonts w:ascii="Times New Roman" w:hAnsi="Times New Roman" w:eastAsia="Times New Roman"/>
@@ -1915,7 +1991,7 @@
         </w:rPr>
         <w:t xml:space="preserve">Secretary of the Third Committee · re-check at the start of each session — </w:t>
       </w:r>
-      <w:hyperlink r:id="rId24">
+      <w:hyperlink r:id="rId27">
         <w:r>
           <w:rPr>
             <w:rFonts w:ascii="Times New Roman" w:hAnsi="Times New Roman" w:eastAsia="Times New Roman"/>
@@ -1949,7 +2025,7 @@
         </w:rPr>
         <w:t xml:space="preserve">Former Austrian UN Youth Delegate · Third Committee, UNGA Youth Resolution and cross-country UNYD coordination — </w:t>
       </w:r>
-      <w:hyperlink r:id="rId25">
+      <w:hyperlink r:id="rId28">
         <w:r>
           <w:rPr>
             <w:rFonts w:ascii="Times New Roman" w:hAnsi="Times New Roman" w:eastAsia="Times New Roman"/>
@@ -1991,7 +2067,7 @@
         </w:rPr>
         <w:t xml:space="preserve">General youth-affairs and meaningful-participation enquiries — </w:t>
       </w:r>
-      <w:hyperlink r:id="rId26">
+      <w:hyperlink r:id="rId29">
         <w:r>
           <w:rPr>
             <w:rFonts w:ascii="Times New Roman" w:hAnsi="Times New Roman" w:eastAsia="Times New Roman"/>
@@ -2025,7 +2101,7 @@
         </w:rPr>
         <w:t xml:space="preserve">UN Youth Delegate Programme and UN youth-system routing — </w:t>
       </w:r>
-      <w:hyperlink r:id="rId27">
+      <w:hyperlink r:id="rId30">
         <w:r>
           <w:rPr>
             <w:rFonts w:ascii="Times New Roman" w:hAnsi="Times New Roman" w:eastAsia="Times New Roman"/>
@@ -2059,7 +2135,7 @@
         </w:rPr>
         <w:t xml:space="preserve">Peer-run coordination mailbox for current UN Youth Delegates — </w:t>
       </w:r>
-      <w:hyperlink r:id="rId28">
+      <w:hyperlink r:id="rId31">
         <w:r>
           <w:rPr>
             <w:rFonts w:ascii="Times New Roman" w:hAnsi="Times New Roman" w:eastAsia="Times New Roman"/>
@@ -2083,7 +2159,7 @@
       <w:pPr>
         <w:pStyle w:val="ListBullet"/>
       </w:pPr>
-      <w:hyperlink r:id="rId19">
+      <w:hyperlink r:id="rId22">
         <w:r>
           <w:rPr>
             <w:rFonts w:ascii="Times New Roman" w:hAnsi="Times New Roman" w:eastAsia="Times New Roman"/>
@@ -2099,7 +2175,7 @@
       <w:pPr>
         <w:pStyle w:val="ListBullet"/>
       </w:pPr>
-      <w:hyperlink r:id="rId29">
+      <w:hyperlink r:id="rId32">
         <w:r>
           <w:rPr>
             <w:rFonts w:ascii="Times New Roman" w:hAnsi="Times New Roman" w:eastAsia="Times New Roman"/>
@@ -2115,7 +2191,7 @@
       <w:pPr>
         <w:pStyle w:val="ListBullet"/>
       </w:pPr>
-      <w:hyperlink r:id="rId12">
+      <w:hyperlink r:id="rId15">
         <w:r>
           <w:rPr>
             <w:rFonts w:ascii="Times New Roman" w:hAnsi="Times New Roman" w:eastAsia="Times New Roman"/>
@@ -2131,7 +2207,7 @@
       <w:pPr>
         <w:pStyle w:val="ListBullet"/>
       </w:pPr>
-      <w:hyperlink r:id="rId9">
+      <w:hyperlink r:id="rId10">
         <w:r>
           <w:rPr>
             <w:rFonts w:ascii="Times New Roman" w:hAnsi="Times New Roman" w:eastAsia="Times New Roman"/>
@@ -2147,7 +2223,23 @@
       <w:pPr>
         <w:pStyle w:val="ListBullet"/>
       </w:pPr>
-      <w:hyperlink r:id="rId10">
+      <w:hyperlink r:id="rId9">
+        <w:r>
+          <w:rPr>
+            <w:rFonts w:ascii="Times New Roman" w:hAnsi="Times New Roman" w:eastAsia="Times New Roman"/>
+            <w:sz w:val="22"/>
+            <w:color w:val="0563C1"/>
+            <w:u w:val="single"/>
+          </w:rPr>
+          <w:t>UN Journal · daily and forthcoming meetings</w:t>
+        </w:r>
+      </w:hyperlink>
+    </w:p>
+    <w:p>
+      <w:pPr>
+        <w:pStyle w:val="ListBullet"/>
+      </w:pPr>
+      <w:hyperlink r:id="rId11">
         <w:r>
           <w:rPr>
             <w:rFonts w:ascii="Times New Roman" w:hAnsi="Times New Roman" w:eastAsia="Times New Roman"/>
@@ -2163,7 +2255,7 @@
       <w:pPr>
         <w:pStyle w:val="ListBullet"/>
       </w:pPr>
-      <w:hyperlink r:id="rId30">
+      <w:hyperlink r:id="rId33">
         <w:r>
           <w:rPr>
             <w:rFonts w:ascii="Times New Roman" w:hAnsi="Times New Roman" w:eastAsia="Times New Roman"/>
@@ -2179,7 +2271,7 @@
       <w:pPr>
         <w:pStyle w:val="ListBullet"/>
       </w:pPr>
-      <w:hyperlink r:id="rId11">
+      <w:hyperlink r:id="rId12">
         <w:r>
           <w:rPr>
             <w:rFonts w:ascii="Times New Roman" w:hAnsi="Times New Roman" w:eastAsia="Times New Roman"/>
@@ -2195,7 +2287,7 @@
       <w:pPr>
         <w:pStyle w:val="ListBullet"/>
       </w:pPr>
-      <w:hyperlink r:id="rId31">
+      <w:hyperlink r:id="rId13">
         <w:r>
           <w:rPr>
             <w:rFonts w:ascii="Times New Roman" w:hAnsi="Times New Roman" w:eastAsia="Times New Roman"/>
@@ -2203,7 +2295,71 @@
             <w:color w:val="0563C1"/>
             <w:u w:val="single"/>
           </w:rPr>
-          <w:t>UNGA80 Third Committee documentation</w:t>
+          <w:t>Third Committee documentation · voting records, reports and drafting guidance</w:t>
+        </w:r>
+      </w:hyperlink>
+    </w:p>
+    <w:p>
+      <w:pPr>
+        <w:pStyle w:val="ListBullet"/>
+      </w:pPr>
+      <w:hyperlink r:id="rId14">
+        <w:r>
+          <w:rPr>
+            <w:rFonts w:ascii="Times New Roman" w:hAnsi="Times New Roman" w:eastAsia="Times New Roman"/>
+            <w:sz w:val="22"/>
+            <w:color w:val="0563C1"/>
+            <w:u w:val="single"/>
+          </w:rPr>
+          <w:t>UN Editorial Manual · drafting conventions</w:t>
+        </w:r>
+      </w:hyperlink>
+    </w:p>
+    <w:p>
+      <w:pPr>
+        <w:pStyle w:val="ListBullet"/>
+      </w:pPr>
+      <w:hyperlink r:id="rId21">
+        <w:r>
+          <w:rPr>
+            <w:rFonts w:ascii="Times New Roman" w:hAnsi="Times New Roman" w:eastAsia="Times New Roman"/>
+            <w:sz w:val="22"/>
+            <w:color w:val="0563C1"/>
+            <w:u w:val="single"/>
+          </w:rPr>
+          <w:t>UN Web TV</w:t>
+        </w:r>
+      </w:hyperlink>
+    </w:p>
+    <w:p>
+      <w:pPr>
+        <w:pStyle w:val="ListBullet"/>
+      </w:pPr>
+      <w:hyperlink r:id="rId16">
+        <w:r>
+          <w:rPr>
+            <w:rFonts w:ascii="Times New Roman" w:hAnsi="Times New Roman" w:eastAsia="Times New Roman"/>
+            <w:sz w:val="22"/>
+            <w:color w:val="0563C1"/>
+            <w:u w:val="single"/>
+          </w:rPr>
+          <w:t>Previous Youth Resolution · A/RES/78/179</w:t>
+        </w:r>
+      </w:hyperlink>
+    </w:p>
+    <w:p>
+      <w:pPr>
+        <w:pStyle w:val="ListBullet"/>
+      </w:pPr>
+      <w:hyperlink r:id="rId17">
+        <w:r>
+          <w:rPr>
+            <w:rFonts w:ascii="Times New Roman" w:hAnsi="Times New Roman" w:eastAsia="Times New Roman"/>
+            <w:sz w:val="22"/>
+            <w:color w:val="0563C1"/>
+            <w:u w:val="single"/>
+          </w:rPr>
+          <w:t>Secretary-General youth report · A/80/375</w:t>
         </w:r>
       </w:hyperlink>
     </w:p>
@@ -2219,54 +2375,6 @@
             <w:color w:val="0563C1"/>
             <w:u w:val="single"/>
           </w:rPr>
-          <w:t>UN Web TV</w:t>
-        </w:r>
-      </w:hyperlink>
-    </w:p>
-    <w:p>
-      <w:pPr>
-        <w:pStyle w:val="ListBullet"/>
-      </w:pPr>
-      <w:hyperlink r:id="rId13">
-        <w:r>
-          <w:rPr>
-            <w:rFonts w:ascii="Times New Roman" w:hAnsi="Times New Roman" w:eastAsia="Times New Roman"/>
-            <w:sz w:val="22"/>
-            <w:color w:val="0563C1"/>
-            <w:u w:val="single"/>
-          </w:rPr>
-          <w:t>Previous Youth Resolution · A/RES/78/179</w:t>
-        </w:r>
-      </w:hyperlink>
-    </w:p>
-    <w:p>
-      <w:pPr>
-        <w:pStyle w:val="ListBullet"/>
-      </w:pPr>
-      <w:hyperlink r:id="rId14">
-        <w:r>
-          <w:rPr>
-            <w:rFonts w:ascii="Times New Roman" w:hAnsi="Times New Roman" w:eastAsia="Times New Roman"/>
-            <w:sz w:val="22"/>
-            <w:color w:val="0563C1"/>
-            <w:u w:val="single"/>
-          </w:rPr>
-          <w:t>Secretary-General youth report · A/80/375</w:t>
-        </w:r>
-      </w:hyperlink>
-    </w:p>
-    <w:p>
-      <w:pPr>
-        <w:pStyle w:val="ListBullet"/>
-      </w:pPr>
-      <w:hyperlink r:id="rId15">
-        <w:r>
-          <w:rPr>
-            <w:rFonts w:ascii="Times New Roman" w:hAnsi="Times New Roman" w:eastAsia="Times New Roman"/>
-            <w:sz w:val="22"/>
-            <w:color w:val="0563C1"/>
-            <w:u w:val="single"/>
-          </w:rPr>
           <w:t>Adopted UNGA80 Youth Resolution · A/RES/80/180</w:t>
         </w:r>
       </w:hyperlink>
@@ -2275,7 +2383,7 @@
       <w:pPr>
         <w:pStyle w:val="ListBullet"/>
       </w:pPr>
-      <w:hyperlink r:id="rId32">
+      <w:hyperlink r:id="rId34">
         <w:r>
           <w:rPr>
             <w:rFonts w:ascii="Times New Roman" w:hAnsi="Times New Roman" w:eastAsia="Times New Roman"/>
@@ -2291,7 +2399,7 @@
       <w:pPr>
         <w:pStyle w:val="ListBullet"/>
       </w:pPr>
-      <w:hyperlink r:id="rId33">
+      <w:hyperlink r:id="rId35">
         <w:r>
           <w:rPr>
             <w:rFonts w:ascii="Times New Roman" w:hAnsi="Times New Roman" w:eastAsia="Times New Roman"/>
@@ -2307,7 +2415,7 @@
       <w:pPr>
         <w:pStyle w:val="ListBullet"/>
       </w:pPr>
-      <w:hyperlink r:id="rId34">
+      <w:hyperlink r:id="rId36">
         <w:r>
           <w:rPr>
             <w:rFonts w:ascii="Times New Roman" w:hAnsi="Times New Roman" w:eastAsia="Times New Roman"/>

--- a/public/downloads/process-briefs/unga-prose-brief.docx
+++ b/public/downloads/process-briefs/unga-prose-brief.docx
@@ -93,7 +93,7 @@
           <w:i w:val="0"/>
           <w:sz w:val="22"/>
         </w:rPr>
-        <w:t>28 August 2026</w:t>
+        <w:t>29 August 2026</w:t>
       </w:r>
     </w:p>
     <w:p>
@@ -276,7 +276,7 @@
             <w:color w:val="0563C1"/>
             <w:u w:val="single"/>
           </w:rPr>
-          <w:t>UN Journal</w:t>
+          <w:t>Third Committee</w:t>
         </w:r>
       </w:hyperlink>
       <w:r>
@@ -305,7 +305,7 @@
             <w:color w:val="0563C1"/>
             <w:u w:val="single"/>
           </w:rPr>
-          <w:t>Third Committee</w:t>
+          <w:t>UNGA80 meetings</w:t>
         </w:r>
       </w:hyperlink>
       <w:r>
@@ -334,94 +334,7 @@
             <w:color w:val="0563C1"/>
             <w:u w:val="single"/>
           </w:rPr>
-          <w:t>UNGA80 meetings</w:t>
-        </w:r>
-      </w:hyperlink>
-      <w:r>
-        <w:rPr>
-          <w:rFonts w:ascii="Times New Roman" w:hAnsi="Times New Roman" w:eastAsia="Times New Roman"/>
-          <w:b w:val="0"/>
-          <w:i w:val="0"/>
-          <w:sz w:val="22"/>
-        </w:rPr>
-        <w:t>.</w:t>
-      </w:r>
-      <w:r>
-        <w:rPr>
-          <w:rFonts w:ascii="Times New Roman" w:hAnsi="Times New Roman" w:eastAsia="Times New Roman"/>
-          <w:b w:val="0"/>
-          <w:i w:val="0"/>
-          <w:sz w:val="22"/>
-        </w:rPr>
-        <w:t xml:space="preserve"> </w:t>
-      </w:r>
-      <w:hyperlink r:id="rId12">
-        <w:r>
-          <w:rPr>
-            <w:rFonts w:ascii="Times New Roman" w:hAnsi="Times New Roman" w:eastAsia="Times New Roman"/>
-            <w:sz w:val="22"/>
-            <w:color w:val="0563C1"/>
-            <w:u w:val="single"/>
-          </w:rPr>
           <w:t>UNGA80 proposals</w:t>
-        </w:r>
-      </w:hyperlink>
-      <w:r>
-        <w:rPr>
-          <w:rFonts w:ascii="Times New Roman" w:hAnsi="Times New Roman" w:eastAsia="Times New Roman"/>
-          <w:b w:val="0"/>
-          <w:i w:val="0"/>
-          <w:sz w:val="22"/>
-        </w:rPr>
-        <w:t>.</w:t>
-      </w:r>
-      <w:r>
-        <w:rPr>
-          <w:rFonts w:ascii="Times New Roman" w:hAnsi="Times New Roman" w:eastAsia="Times New Roman"/>
-          <w:b w:val="0"/>
-          <w:i w:val="0"/>
-          <w:sz w:val="22"/>
-        </w:rPr>
-        <w:t xml:space="preserve"> </w:t>
-      </w:r>
-      <w:hyperlink r:id="rId13">
-        <w:r>
-          <w:rPr>
-            <w:rFonts w:ascii="Times New Roman" w:hAnsi="Times New Roman" w:eastAsia="Times New Roman"/>
-            <w:sz w:val="22"/>
-            <w:color w:val="0563C1"/>
-            <w:u w:val="single"/>
-          </w:rPr>
-          <w:t>Documentation, voting and drafting guidance</w:t>
-        </w:r>
-      </w:hyperlink>
-      <w:r>
-        <w:rPr>
-          <w:rFonts w:ascii="Times New Roman" w:hAnsi="Times New Roman" w:eastAsia="Times New Roman"/>
-          <w:b w:val="0"/>
-          <w:i w:val="0"/>
-          <w:sz w:val="22"/>
-        </w:rPr>
-        <w:t>.</w:t>
-      </w:r>
-      <w:r>
-        <w:rPr>
-          <w:rFonts w:ascii="Times New Roman" w:hAnsi="Times New Roman" w:eastAsia="Times New Roman"/>
-          <w:b w:val="0"/>
-          <w:i w:val="0"/>
-          <w:sz w:val="22"/>
-        </w:rPr>
-        <w:t xml:space="preserve"> </w:t>
-      </w:r>
-      <w:hyperlink r:id="rId14">
-        <w:r>
-          <w:rPr>
-            <w:rFonts w:ascii="Times New Roman" w:hAnsi="Times New Roman" w:eastAsia="Times New Roman"/>
-            <w:sz w:val="22"/>
-            <w:color w:val="0563C1"/>
-            <w:u w:val="single"/>
-          </w:rPr>
-          <w:t>UN Editorial Manual</w:t>
         </w:r>
       </w:hyperlink>
       <w:r>
@@ -435,7 +348,7 @@
       </w:r>
     </w:p>
     <w:p>
-      <w:hyperlink r:id="rId15">
+      <w:hyperlink r:id="rId12">
         <w:r>
           <w:rPr>
             <w:rFonts w:ascii="Times New Roman" w:hAnsi="Times New Roman" w:eastAsia="Times New Roman"/>
@@ -558,7 +471,7 @@
         </w:rPr>
         <w:t xml:space="preserve"> </w:t>
       </w:r>
-      <w:hyperlink r:id="rId16">
+      <w:hyperlink r:id="rId13">
         <w:r>
           <w:rPr>
             <w:rFonts w:ascii="Times New Roman" w:hAnsi="Times New Roman" w:eastAsia="Times New Roman"/>
@@ -587,7 +500,7 @@
         </w:rPr>
         <w:t xml:space="preserve"> </w:t>
       </w:r>
-      <w:hyperlink r:id="rId17">
+      <w:hyperlink r:id="rId14">
         <w:r>
           <w:rPr>
             <w:rFonts w:ascii="Times New Roman" w:hAnsi="Times New Roman" w:eastAsia="Times New Roman"/>
@@ -616,7 +529,7 @@
         </w:rPr>
         <w:t xml:space="preserve"> </w:t>
       </w:r>
-      <w:hyperlink r:id="rId18">
+      <w:hyperlink r:id="rId15">
         <w:r>
           <w:rPr>
             <w:rFonts w:ascii="Times New Roman" w:hAnsi="Times New Roman" w:eastAsia="Times New Roman"/>
@@ -759,7 +672,7 @@
         </w:rPr>
         <w:t xml:space="preserve"> </w:t>
       </w:r>
-      <w:hyperlink r:id="rId19">
+      <w:hyperlink r:id="rId16">
         <w:r>
           <w:rPr>
             <w:rFonts w:ascii="Times New Roman" w:hAnsi="Times New Roman" w:eastAsia="Times New Roman"/>
@@ -788,7 +701,7 @@
         </w:rPr>
         <w:t xml:space="preserve"> </w:t>
       </w:r>
-      <w:hyperlink r:id="rId20">
+      <w:hyperlink r:id="rId17">
         <w:r>
           <w:rPr>
             <w:rFonts w:ascii="Times New Roman" w:hAnsi="Times New Roman" w:eastAsia="Times New Roman"/>
@@ -817,7 +730,7 @@
         </w:rPr>
         <w:t xml:space="preserve"> </w:t>
       </w:r>
-      <w:hyperlink r:id="rId21">
+      <w:hyperlink r:id="rId18">
         <w:r>
           <w:rPr>
             <w:rFonts w:ascii="Times New Roman" w:hAnsi="Times New Roman" w:eastAsia="Times New Roman"/>
@@ -839,7 +752,7 @@
       </w:r>
     </w:p>
     <w:p>
-      <w:hyperlink r:id="rId22">
+      <w:hyperlink r:id="rId19">
         <w:r>
           <w:rPr>
             <w:rFonts w:ascii="Times New Roman" w:hAnsi="Times New Roman" w:eastAsia="Times New Roman"/>
@@ -1144,7 +1057,7 @@
           <w:i w:val="0"/>
           <w:sz w:val="22"/>
         </w:rPr>
-        <w:t xml:space="preserve">UNGA opening and High-level Week — 2027-09-07 to 2027-09-27: </w:t>
+        <w:t xml:space="preserve">Facilitator pre-draft meeting window — 2027-08-16 to 2027-08-27: </w:t>
       </w:r>
       <w:r>
         <w:rPr>
@@ -1153,7 +1066,53 @@
           <w:i w:val="0"/>
           <w:sz w:val="22"/>
         </w:rPr>
-        <w:t>UNGA82 opens on 7 September 2027; the general debate opens on 21 September. Other High-level Week events follow the official programme. Status: official.</w:t>
+        <w:t>In 2025, the meeting with the Portuguese facilitator took place on 25 August, before the zero draft. At least one week was allowed for outreach. Status: recent cycle.</w:t>
+      </w:r>
+    </w:p>
+    <w:p>
+      <w:pPr>
+        <w:pStyle w:val="ListBullet"/>
+      </w:pPr>
+      <w:r>
+        <w:rPr>
+          <w:rFonts w:ascii="Times New Roman" w:hAnsi="Times New Roman" w:eastAsia="Times New Roman"/>
+          <w:b/>
+          <w:i w:val="0"/>
+          <w:sz w:val="22"/>
+        </w:rPr>
+        <w:t xml:space="preserve">Pre-zero-draft language consolidation — 2027-08-30 to 2027-09-24: </w:t>
+      </w:r>
+      <w:r>
+        <w:rPr>
+          <w:rFonts w:ascii="Times New Roman" w:hAnsi="Times New Roman" w:eastAsia="Times New Roman"/>
+          <w:b w:val="0"/>
+          <w:i w:val="0"/>
+          <w:sz w:val="22"/>
+        </w:rPr>
+        <w:t>The 2025 group used September to organize priorities and possible language before the new draft existed; this was preparation, not formal Member State input. Status: recent cycle.</w:t>
+      </w:r>
+    </w:p>
+    <w:p>
+      <w:pPr>
+        <w:pStyle w:val="ListBullet"/>
+      </w:pPr>
+      <w:r>
+        <w:rPr>
+          <w:rFonts w:ascii="Times New Roman" w:hAnsi="Times New Roman" w:eastAsia="Times New Roman"/>
+          <w:b/>
+          <w:i w:val="0"/>
+          <w:sz w:val="22"/>
+        </w:rPr>
+        <w:t xml:space="preserve">UNGA opening and High-level Week — 2027-09-14 to 2027-09-27: </w:t>
+      </w:r>
+      <w:r>
+        <w:rPr>
+          <w:rFonts w:ascii="Times New Roman" w:hAnsi="Times New Roman" w:eastAsia="Times New Roman"/>
+          <w:b w:val="0"/>
+          <w:i w:val="0"/>
+          <w:sz w:val="22"/>
+        </w:rPr>
+        <w:t>Opening is fixed by rule; High-level Week dates follow the official programme. Status: official.</w:t>
       </w:r>
     </w:p>
     <w:p>
@@ -1177,6 +1136,75 @@
           <w:sz w:val="22"/>
         </w:rPr>
         <w:t>Tentative 2027 window based on the recurring early-October pattern; the official programme has not yet been published. Status: tentative.</w:t>
+      </w:r>
+    </w:p>
+    <w:p>
+      <w:pPr>
+        <w:pStyle w:val="ListBullet"/>
+      </w:pPr>
+      <w:r>
+        <w:rPr>
+          <w:rFonts w:ascii="Times New Roman" w:hAnsi="Times New Roman" w:eastAsia="Times New Roman"/>
+          <w:b/>
+          <w:i w:val="0"/>
+          <w:sz w:val="22"/>
+        </w:rPr>
+        <w:t xml:space="preserve">UNGA Youth Resolution zero draft and national deadline — 2027-10-03 to 2027-10-08: </w:t>
+      </w:r>
+      <w:r>
+        <w:rPr>
+          <w:rFonts w:ascii="Times New Roman" w:hAnsi="Times New Roman" w:eastAsia="Times New Roman"/>
+          <w:b w:val="0"/>
+          <w:i w:val="0"/>
+          <w:sz w:val="22"/>
+        </w:rPr>
+        <w:t>In 2025, the zero draft of the Third Committee resolution on policies and programmes involving youth was released on 3 October and Member State comments were due on 8 October. The national internal deadline may fall earlier. Status: recent cycle.</w:t>
+      </w:r>
+    </w:p>
+    <w:p>
+      <w:pPr>
+        <w:pStyle w:val="ListBullet"/>
+      </w:pPr>
+      <w:r>
+        <w:rPr>
+          <w:rFonts w:ascii="Times New Roman" w:hAnsi="Times New Roman" w:eastAsia="Times New Roman"/>
+          <w:b/>
+          <w:i w:val="0"/>
+          <w:sz w:val="22"/>
+        </w:rPr>
+        <w:t xml:space="preserve">National wording-submission window — 2027-10-04 to 2027-10-08: </w:t>
+      </w:r>
+      <w:r>
+        <w:rPr>
+          <w:rFonts w:ascii="Times New Roman" w:hAnsi="Times New Roman" w:eastAsia="Times New Roman"/>
+          <w:b w:val="0"/>
+          <w:i w:val="0"/>
+          <w:sz w:val="22"/>
+        </w:rPr>
+        <w:t>In 2025, Austrian UN Youth Delegates used this short period to send clause-specific additions, deletions and amendments to the officials coordinating Austria’s position on the live zero draft. Status: recent cycle.</w:t>
+      </w:r>
+    </w:p>
+    <w:p>
+      <w:pPr>
+        <w:pStyle w:val="ListBullet"/>
+      </w:pPr>
+      <w:r>
+        <w:rPr>
+          <w:rFonts w:ascii="Times New Roman" w:hAnsi="Times New Roman" w:eastAsia="Times New Roman"/>
+          <w:b/>
+          <w:i w:val="0"/>
+          <w:sz w:val="22"/>
+        </w:rPr>
+        <w:t xml:space="preserve">UNGA Youth Resolution readings and revisions — 2027-10-10 to 2027-10-30: </w:t>
+      </w:r>
+      <w:r>
+        <w:rPr>
+          <w:rFonts w:ascii="Times New Roman" w:hAnsi="Times New Roman" w:eastAsia="Times New Roman"/>
+          <w:b w:val="0"/>
+          <w:i w:val="0"/>
+          <w:sz w:val="22"/>
+        </w:rPr>
+        <w:t>The verified 2025 sequence ran from the first reading on 10 October through revised texts and the 28–30 October silence procedure. Status: recent cycle.</w:t>
       </w:r>
     </w:p>
     <w:p>
@@ -1227,96 +1255,6 @@
     </w:p>
     <w:p>
       <w:pPr>
-        <w:pStyle w:val="Heading2"/>
-      </w:pPr>
-      <w:r>
-        <w:t>2027 file watch</w:t>
-      </w:r>
-    </w:p>
-    <w:p>
-      <w:r>
-        <w:rPr>
-          <w:rFonts w:ascii="Times New Roman" w:hAnsi="Times New Roman" w:eastAsia="Times New Roman"/>
-          <w:b/>
-          <w:i w:val="0"/>
-          <w:sz w:val="22"/>
-        </w:rPr>
-        <w:t xml:space="preserve">Published: </w:t>
-      </w:r>
-      <w:r>
-        <w:rPr>
-          <w:rFonts w:ascii="Times New Roman" w:hAnsi="Times New Roman" w:eastAsia="Times New Roman"/>
-          <w:b w:val="0"/>
-          <w:i w:val="0"/>
-          <w:sz w:val="22"/>
-        </w:rPr>
-        <w:t>The UNGA82 opening date is official; the session-specific Third Committee programme is not yet public.</w:t>
-      </w:r>
-    </w:p>
-    <w:p>
-      <w:r>
-        <w:rPr>
-          <w:rFonts w:ascii="Times New Roman" w:hAnsi="Times New Roman" w:eastAsia="Times New Roman"/>
-          <w:b/>
-          <w:i w:val="0"/>
-          <w:sz w:val="22"/>
-        </w:rPr>
-        <w:t xml:space="preserve">Expected next: </w:t>
-      </w:r>
-      <w:r>
-        <w:rPr>
-          <w:rFonts w:ascii="Times New Roman" w:hAnsi="Times New Roman" w:eastAsia="Times New Roman"/>
-          <w:b w:val="0"/>
-          <w:i w:val="0"/>
-          <w:sz w:val="22"/>
-        </w:rPr>
-        <w:t>The Third Committee calendar, annual and biennial resolution list, Youth Resolution facilitator and live drafts.</w:t>
-      </w:r>
-    </w:p>
-    <w:p>
-      <w:r>
-        <w:rPr>
-          <w:rFonts w:ascii="Times New Roman" w:hAnsi="Times New Roman" w:eastAsia="Times New Roman"/>
-          <w:b/>
-          <w:i w:val="0"/>
-          <w:sz w:val="22"/>
-        </w:rPr>
-        <w:t xml:space="preserve">Official page: </w:t>
-      </w:r>
-      <w:hyperlink r:id="rId10">
-        <w:r>
-          <w:rPr>
-            <w:rFonts w:ascii="Times New Roman" w:hAnsi="Times New Roman" w:eastAsia="Times New Roman"/>
-            <w:sz w:val="22"/>
-            <w:color w:val="0563C1"/>
-            <w:u w:val="single"/>
-          </w:rPr>
-          <w:t>Third Committee</w:t>
-        </w:r>
-      </w:hyperlink>
-    </w:p>
-    <w:p>
-      <w:r>
-        <w:rPr>
-          <w:rFonts w:ascii="Times New Roman" w:hAnsi="Times New Roman" w:eastAsia="Times New Roman"/>
-          <w:b/>
-          <w:i w:val="0"/>
-          <w:sz w:val="22"/>
-        </w:rPr>
-        <w:t xml:space="preserve">Practical route: </w:t>
-      </w:r>
-      <w:r>
-        <w:rPr>
-          <w:rFonts w:ascii="Times New Roman" w:hAnsi="Times New Roman" w:eastAsia="Times New Roman"/>
-          <w:b w:val="0"/>
-          <w:i w:val="0"/>
-          <w:sz w:val="22"/>
-        </w:rPr>
-        <w:t>Ask your country’s Permanent Mission in New York which files it will follow and who coordinates each national position.</w:t>
-      </w:r>
-    </w:p>
-    <w:p>
-      <w:pPr>
         <w:pStyle w:val="Heading1"/>
       </w:pPr>
       <w:r>
@@ -1349,20 +1287,6 @@
       </w:pPr>
       <w:r>
         <w:t>Watch for</w:t>
-      </w:r>
-    </w:p>
-    <w:p>
-      <w:pPr>
-        <w:pStyle w:val="ListBullet"/>
-      </w:pPr>
-      <w:r>
-        <w:rPr>
-          <w:rFonts w:ascii="Times New Roman" w:hAnsi="Times New Roman" w:eastAsia="Times New Roman"/>
-          <w:b w:val="0"/>
-          <w:i w:val="0"/>
-          <w:sz w:val="22"/>
-        </w:rPr>
-        <w:t>The live working tools: the UN Journal for daily and forthcoming meetings; the current iGov proposals view for drafts and action; the Third Committee documentation page for voting records, committee reports and submission guidance; and the UN Editorial Manual for UN drafting conventions.</w:t>
       </w:r>
     </w:p>
     <w:p>
@@ -1487,7 +1411,7 @@
       <w:pPr>
         <w:pStyle w:val="ListBullet"/>
       </w:pPr>
-      <w:hyperlink r:id="rId23">
+      <w:hyperlink r:id="rId20">
         <w:r>
           <w:rPr>
             <w:rFonts w:ascii="Times New Roman" w:hAnsi="Times New Roman" w:eastAsia="Times New Roman"/>
@@ -1512,7 +1436,7 @@
       <w:pPr>
         <w:pStyle w:val="ListBullet"/>
       </w:pPr>
-      <w:hyperlink r:id="rId24">
+      <w:hyperlink r:id="rId21">
         <w:r>
           <w:rPr>
             <w:rFonts w:ascii="Times New Roman" w:hAnsi="Times New Roman" w:eastAsia="Times New Roman"/>
@@ -1537,7 +1461,7 @@
       <w:pPr>
         <w:pStyle w:val="ListBullet"/>
       </w:pPr>
-      <w:hyperlink r:id="rId25">
+      <w:hyperlink r:id="rId22">
         <w:r>
           <w:rPr>
             <w:rFonts w:ascii="Times New Roman" w:hAnsi="Times New Roman" w:eastAsia="Times New Roman"/>
@@ -1611,7 +1535,7 @@
         </w:rPr>
         <w:t xml:space="preserve">Before travel — </w:t>
       </w:r>
-      <w:hyperlink r:id="rId15">
+      <w:hyperlink r:id="rId12">
         <w:r>
           <w:rPr>
             <w:rFonts w:ascii="Times New Roman" w:hAnsi="Times New Roman" w:eastAsia="Times New Roman"/>
@@ -1709,7 +1633,7 @@
         </w:rPr>
         <w:t xml:space="preserve">September — </w:t>
       </w:r>
-      <w:hyperlink r:id="rId22">
+      <w:hyperlink r:id="rId19">
         <w:r>
           <w:rPr>
             <w:rFonts w:ascii="Times New Roman" w:hAnsi="Times New Roman" w:eastAsia="Times New Roman"/>
@@ -1751,7 +1675,7 @@
             <w:color w:val="0563C1"/>
             <w:u w:val="single"/>
           </w:rPr>
-          <w:t>Open the live working tools</w:t>
+          <w:t>Open the Third Committee working pages</w:t>
         </w:r>
       </w:hyperlink>
       <w:r>
@@ -1761,7 +1685,7 @@
           <w:i w:val="0"/>
           <w:sz w:val="22"/>
         </w:rPr>
-        <w:t>: Use the UN Journal for the daily schedule; the Third Committee calendar and meeting pages for agenda items and speakers; the proposals view for live drafts and action; and the documentation page for voting records, committee reports and submission guidance.</w:t>
+        <w:t>: Use the official calendar, meeting pages, documentation and presenter list to locate agenda items, report presentations, speaking formats, proposals and action dates.</w:t>
       </w:r>
     </w:p>
     <w:p>
@@ -1809,7 +1733,7 @@
         </w:rPr>
         <w:t xml:space="preserve">October–November — </w:t>
       </w:r>
-      <w:hyperlink r:id="rId11">
+      <w:hyperlink r:id="rId10">
         <w:r>
           <w:rPr>
             <w:rFonts w:ascii="Times New Roman" w:hAnsi="Times New Roman" w:eastAsia="Times New Roman"/>
@@ -1880,7 +1804,7 @@
         </w:rPr>
         <w:t xml:space="preserve">Policy / negotiation — </w:t>
       </w:r>
-      <w:hyperlink r:id="rId18">
+      <w:hyperlink r:id="rId15">
         <w:r>
           <w:rPr>
             <w:rFonts w:ascii="Times New Roman" w:hAnsi="Times New Roman" w:eastAsia="Times New Roman"/>
@@ -1911,15 +1835,17 @@
         </w:rPr>
         <w:t xml:space="preserve">Statement — </w:t>
       </w:r>
-      <w:r>
-        <w:rPr>
-          <w:rFonts w:ascii="Times New Roman" w:hAnsi="Times New Roman" w:eastAsia="Times New Roman"/>
-          <w:b/>
-          <w:i w:val="0"/>
-          <w:sz w:val="22"/>
-        </w:rPr>
-        <w:t>Third Committee statement and interactive-dialogue intervention</w:t>
-      </w:r>
+      <w:hyperlink r:id="rId23">
+        <w:r>
+          <w:rPr>
+            <w:rFonts w:ascii="Times New Roman" w:hAnsi="Times New Roman" w:eastAsia="Times New Roman"/>
+            <w:sz w:val="22"/>
+            <w:color w:val="0563C1"/>
+            <w:u w:val="single"/>
+          </w:rPr>
+          <w:t>UN Youth Delegate statements in the Third Committee general discussion</w:t>
+        </w:r>
+      </w:hyperlink>
       <w:r>
         <w:rPr>
           <w:rFonts w:ascii="Times New Roman" w:hAnsi="Times New Roman" w:eastAsia="Times New Roman"/>
@@ -1927,7 +1853,7 @@
           <w:i w:val="0"/>
           <w:sz w:val="22"/>
         </w:rPr>
-        <w:t>. Two distinct official speaking formats showing why “a UNGA statement” is not one uniform activity.</w:t>
+        <w:t>. A compilation of national UN Youth Delegate statements delivered in the Third Committee general discussion. These are delegation statements scheduled under a specific agenda item; interventions during interactive dialogues are separate speaking slots with their own registration and timing.</w:t>
       </w:r>
     </w:p>
     <w:p>
@@ -1940,7 +1866,7 @@
         </w:rPr>
         <w:t xml:space="preserve">Initiative — </w:t>
       </w:r>
-      <w:hyperlink r:id="rId26">
+      <w:hyperlink r:id="rId24">
         <w:r>
           <w:rPr>
             <w:rFonts w:ascii="Times New Roman" w:hAnsi="Times New Roman" w:eastAsia="Times New Roman"/>
@@ -1991,7 +1917,7 @@
         </w:rPr>
         <w:t xml:space="preserve">Secretary of the Third Committee · re-check at the start of each session — </w:t>
       </w:r>
-      <w:hyperlink r:id="rId27">
+      <w:hyperlink r:id="rId25">
         <w:r>
           <w:rPr>
             <w:rFonts w:ascii="Times New Roman" w:hAnsi="Times New Roman" w:eastAsia="Times New Roman"/>
@@ -2025,7 +1951,7 @@
         </w:rPr>
         <w:t xml:space="preserve">Former Austrian UN Youth Delegate · Third Committee, UNGA Youth Resolution and cross-country UNYD coordination — </w:t>
       </w:r>
-      <w:hyperlink r:id="rId28">
+      <w:hyperlink r:id="rId26">
         <w:r>
           <w:rPr>
             <w:rFonts w:ascii="Times New Roman" w:hAnsi="Times New Roman" w:eastAsia="Times New Roman"/>
@@ -2067,7 +1993,7 @@
         </w:rPr>
         <w:t xml:space="preserve">General youth-affairs and meaningful-participation enquiries — </w:t>
       </w:r>
-      <w:hyperlink r:id="rId29">
+      <w:hyperlink r:id="rId27">
         <w:r>
           <w:rPr>
             <w:rFonts w:ascii="Times New Roman" w:hAnsi="Times New Roman" w:eastAsia="Times New Roman"/>
@@ -2101,7 +2027,7 @@
         </w:rPr>
         <w:t xml:space="preserve">UN Youth Delegate Programme and UN youth-system routing — </w:t>
       </w:r>
-      <w:hyperlink r:id="rId30">
+      <w:hyperlink r:id="rId28">
         <w:r>
           <w:rPr>
             <w:rFonts w:ascii="Times New Roman" w:hAnsi="Times New Roman" w:eastAsia="Times New Roman"/>
@@ -2135,7 +2061,7 @@
         </w:rPr>
         <w:t xml:space="preserve">Peer-run coordination mailbox for current UN Youth Delegates — </w:t>
       </w:r>
-      <w:hyperlink r:id="rId31">
+      <w:hyperlink r:id="rId29">
         <w:r>
           <w:rPr>
             <w:rFonts w:ascii="Times New Roman" w:hAnsi="Times New Roman" w:eastAsia="Times New Roman"/>
@@ -2159,7 +2085,7 @@
       <w:pPr>
         <w:pStyle w:val="ListBullet"/>
       </w:pPr>
-      <w:hyperlink r:id="rId22">
+      <w:hyperlink r:id="rId19">
         <w:r>
           <w:rPr>
             <w:rFonts w:ascii="Times New Roman" w:hAnsi="Times New Roman" w:eastAsia="Times New Roman"/>
@@ -2175,7 +2101,7 @@
       <w:pPr>
         <w:pStyle w:val="ListBullet"/>
       </w:pPr>
-      <w:hyperlink r:id="rId32">
+      <w:hyperlink r:id="rId30">
         <w:r>
           <w:rPr>
             <w:rFonts w:ascii="Times New Roman" w:hAnsi="Times New Roman" w:eastAsia="Times New Roman"/>
@@ -2191,7 +2117,7 @@
       <w:pPr>
         <w:pStyle w:val="ListBullet"/>
       </w:pPr>
-      <w:hyperlink r:id="rId15">
+      <w:hyperlink r:id="rId12">
         <w:r>
           <w:rPr>
             <w:rFonts w:ascii="Times New Roman" w:hAnsi="Times New Roman" w:eastAsia="Times New Roman"/>
@@ -2207,7 +2133,7 @@
       <w:pPr>
         <w:pStyle w:val="ListBullet"/>
       </w:pPr>
-      <w:hyperlink r:id="rId10">
+      <w:hyperlink r:id="rId9">
         <w:r>
           <w:rPr>
             <w:rFonts w:ascii="Times New Roman" w:hAnsi="Times New Roman" w:eastAsia="Times New Roman"/>
@@ -2223,7 +2149,7 @@
       <w:pPr>
         <w:pStyle w:val="ListBullet"/>
       </w:pPr>
-      <w:hyperlink r:id="rId9">
+      <w:hyperlink r:id="rId10">
         <w:r>
           <w:rPr>
             <w:rFonts w:ascii="Times New Roman" w:hAnsi="Times New Roman" w:eastAsia="Times New Roman"/>
@@ -2231,7 +2157,23 @@
             <w:color w:val="0563C1"/>
             <w:u w:val="single"/>
           </w:rPr>
-          <w:t>UN Journal · daily and forthcoming meetings</w:t>
+          <w:t>UNGA80 Third Committee meetings</w:t>
+        </w:r>
+      </w:hyperlink>
+    </w:p>
+    <w:p>
+      <w:pPr>
+        <w:pStyle w:val="ListBullet"/>
+      </w:pPr>
+      <w:hyperlink r:id="rId31">
+        <w:r>
+          <w:rPr>
+            <w:rFonts w:ascii="Times New Roman" w:hAnsi="Times New Roman" w:eastAsia="Times New Roman"/>
+            <w:sz w:val="22"/>
+            <w:color w:val="0563C1"/>
+            <w:u w:val="single"/>
+          </w:rPr>
+          <w:t>UNGA80 Third Committee calendar</w:t>
         </w:r>
       </w:hyperlink>
     </w:p>
@@ -2247,7 +2189,87 @@
             <w:color w:val="0563C1"/>
             <w:u w:val="single"/>
           </w:rPr>
-          <w:t>UNGA80 Third Committee meetings</w:t>
+          <w:t>UNGA80 Third Committee proposals and action</w:t>
+        </w:r>
+      </w:hyperlink>
+    </w:p>
+    <w:p>
+      <w:pPr>
+        <w:pStyle w:val="ListBullet"/>
+      </w:pPr>
+      <w:hyperlink r:id="rId32">
+        <w:r>
+          <w:rPr>
+            <w:rFonts w:ascii="Times New Roman" w:hAnsi="Times New Roman" w:eastAsia="Times New Roman"/>
+            <w:sz w:val="22"/>
+            <w:color w:val="0563C1"/>
+            <w:u w:val="single"/>
+          </w:rPr>
+          <w:t>UNGA80 Third Committee documentation</w:t>
+        </w:r>
+      </w:hyperlink>
+    </w:p>
+    <w:p>
+      <w:pPr>
+        <w:pStyle w:val="ListBullet"/>
+      </w:pPr>
+      <w:hyperlink r:id="rId18">
+        <w:r>
+          <w:rPr>
+            <w:rFonts w:ascii="Times New Roman" w:hAnsi="Times New Roman" w:eastAsia="Times New Roman"/>
+            <w:sz w:val="22"/>
+            <w:color w:val="0563C1"/>
+            <w:u w:val="single"/>
+          </w:rPr>
+          <w:t>UN Web TV</w:t>
+        </w:r>
+      </w:hyperlink>
+    </w:p>
+    <w:p>
+      <w:pPr>
+        <w:pStyle w:val="ListBullet"/>
+      </w:pPr>
+      <w:hyperlink r:id="rId13">
+        <w:r>
+          <w:rPr>
+            <w:rFonts w:ascii="Times New Roman" w:hAnsi="Times New Roman" w:eastAsia="Times New Roman"/>
+            <w:sz w:val="22"/>
+            <w:color w:val="0563C1"/>
+            <w:u w:val="single"/>
+          </w:rPr>
+          <w:t>Previous Youth Resolution · A/RES/78/179</w:t>
+        </w:r>
+      </w:hyperlink>
+    </w:p>
+    <w:p>
+      <w:pPr>
+        <w:pStyle w:val="ListBullet"/>
+      </w:pPr>
+      <w:hyperlink r:id="rId14">
+        <w:r>
+          <w:rPr>
+            <w:rFonts w:ascii="Times New Roman" w:hAnsi="Times New Roman" w:eastAsia="Times New Roman"/>
+            <w:sz w:val="22"/>
+            <w:color w:val="0563C1"/>
+            <w:u w:val="single"/>
+          </w:rPr>
+          <w:t>Secretary-General youth report · A/80/375</w:t>
+        </w:r>
+      </w:hyperlink>
+    </w:p>
+    <w:p>
+      <w:pPr>
+        <w:pStyle w:val="ListBullet"/>
+      </w:pPr>
+      <w:hyperlink r:id="rId15">
+        <w:r>
+          <w:rPr>
+            <w:rFonts w:ascii="Times New Roman" w:hAnsi="Times New Roman" w:eastAsia="Times New Roman"/>
+            <w:sz w:val="22"/>
+            <w:color w:val="0563C1"/>
+            <w:u w:val="single"/>
+          </w:rPr>
+          <w:t>Adopted UNGA80 Youth Resolution · A/RES/80/180</w:t>
         </w:r>
       </w:hyperlink>
     </w:p>
@@ -2263,119 +2285,7 @@
             <w:color w:val="0563C1"/>
             <w:u w:val="single"/>
           </w:rPr>
-          <w:t>UNGA80 Third Committee calendar</w:t>
-        </w:r>
-      </w:hyperlink>
-    </w:p>
-    <w:p>
-      <w:pPr>
-        <w:pStyle w:val="ListBullet"/>
-      </w:pPr>
-      <w:hyperlink r:id="rId12">
-        <w:r>
-          <w:rPr>
-            <w:rFonts w:ascii="Times New Roman" w:hAnsi="Times New Roman" w:eastAsia="Times New Roman"/>
-            <w:sz w:val="22"/>
-            <w:color w:val="0563C1"/>
-            <w:u w:val="single"/>
-          </w:rPr>
-          <w:t>UNGA80 Third Committee proposals and action</w:t>
-        </w:r>
-      </w:hyperlink>
-    </w:p>
-    <w:p>
-      <w:pPr>
-        <w:pStyle w:val="ListBullet"/>
-      </w:pPr>
-      <w:hyperlink r:id="rId13">
-        <w:r>
-          <w:rPr>
-            <w:rFonts w:ascii="Times New Roman" w:hAnsi="Times New Roman" w:eastAsia="Times New Roman"/>
-            <w:sz w:val="22"/>
-            <w:color w:val="0563C1"/>
-            <w:u w:val="single"/>
-          </w:rPr>
-          <w:t>Third Committee documentation · voting records, reports and drafting guidance</w:t>
-        </w:r>
-      </w:hyperlink>
-    </w:p>
-    <w:p>
-      <w:pPr>
-        <w:pStyle w:val="ListBullet"/>
-      </w:pPr>
-      <w:hyperlink r:id="rId14">
-        <w:r>
-          <w:rPr>
-            <w:rFonts w:ascii="Times New Roman" w:hAnsi="Times New Roman" w:eastAsia="Times New Roman"/>
-            <w:sz w:val="22"/>
-            <w:color w:val="0563C1"/>
-            <w:u w:val="single"/>
-          </w:rPr>
-          <w:t>UN Editorial Manual · drafting conventions</w:t>
-        </w:r>
-      </w:hyperlink>
-    </w:p>
-    <w:p>
-      <w:pPr>
-        <w:pStyle w:val="ListBullet"/>
-      </w:pPr>
-      <w:hyperlink r:id="rId21">
-        <w:r>
-          <w:rPr>
-            <w:rFonts w:ascii="Times New Roman" w:hAnsi="Times New Roman" w:eastAsia="Times New Roman"/>
-            <w:sz w:val="22"/>
-            <w:color w:val="0563C1"/>
-            <w:u w:val="single"/>
-          </w:rPr>
-          <w:t>UN Web TV</w:t>
-        </w:r>
-      </w:hyperlink>
-    </w:p>
-    <w:p>
-      <w:pPr>
-        <w:pStyle w:val="ListBullet"/>
-      </w:pPr>
-      <w:hyperlink r:id="rId16">
-        <w:r>
-          <w:rPr>
-            <w:rFonts w:ascii="Times New Roman" w:hAnsi="Times New Roman" w:eastAsia="Times New Roman"/>
-            <w:sz w:val="22"/>
-            <w:color w:val="0563C1"/>
-            <w:u w:val="single"/>
-          </w:rPr>
-          <w:t>Previous Youth Resolution · A/RES/78/179</w:t>
-        </w:r>
-      </w:hyperlink>
-    </w:p>
-    <w:p>
-      <w:pPr>
-        <w:pStyle w:val="ListBullet"/>
-      </w:pPr>
-      <w:hyperlink r:id="rId17">
-        <w:r>
-          <w:rPr>
-            <w:rFonts w:ascii="Times New Roman" w:hAnsi="Times New Roman" w:eastAsia="Times New Roman"/>
-            <w:sz w:val="22"/>
-            <w:color w:val="0563C1"/>
-            <w:u w:val="single"/>
-          </w:rPr>
-          <w:t>Secretary-General youth report · A/80/375</w:t>
-        </w:r>
-      </w:hyperlink>
-    </w:p>
-    <w:p>
-      <w:pPr>
-        <w:pStyle w:val="ListBullet"/>
-      </w:pPr>
-      <w:hyperlink r:id="rId18">
-        <w:r>
-          <w:rPr>
-            <w:rFonts w:ascii="Times New Roman" w:hAnsi="Times New Roman" w:eastAsia="Times New Roman"/>
-            <w:sz w:val="22"/>
-            <w:color w:val="0563C1"/>
-            <w:u w:val="single"/>
-          </w:rPr>
-          <w:t>Adopted UNGA80 Youth Resolution · A/RES/80/180</w:t>
+          <w:t>UN DESA · UN Youth Delegate Programme</w:t>
         </w:r>
       </w:hyperlink>
     </w:p>
@@ -2391,7 +2301,7 @@
             <w:color w:val="0563C1"/>
             <w:u w:val="single"/>
           </w:rPr>
-          <w:t>UN DESA · UN Youth Delegate Programme</w:t>
+          <w:t>UN Youth Office</w:t>
         </w:r>
       </w:hyperlink>
     </w:p>
@@ -2400,22 +2310,6 @@
         <w:pStyle w:val="ListBullet"/>
       </w:pPr>
       <w:hyperlink r:id="rId35">
-        <w:r>
-          <w:rPr>
-            <w:rFonts w:ascii="Times New Roman" w:hAnsi="Times New Roman" w:eastAsia="Times New Roman"/>
-            <w:sz w:val="22"/>
-            <w:color w:val="0563C1"/>
-            <w:u w:val="single"/>
-          </w:rPr>
-          <w:t>UN Youth Office</w:t>
-        </w:r>
-      </w:hyperlink>
-    </w:p>
-    <w:p>
-      <w:pPr>
-        <w:pStyle w:val="ListBullet"/>
-      </w:pPr>
-      <w:hyperlink r:id="rId36">
         <w:r>
           <w:rPr>
             <w:rFonts w:ascii="Times New Roman" w:hAnsi="Times New Roman" w:eastAsia="Times New Roman"/>
